--- a/MAU BB TO TUNG/BAN ĐẦU/6. Biên bản đối chất.docx
+++ b/MAU BB TO TUNG/BAN ĐẦU/6. Biên bản đối chất.docx
@@ -1278,7 +1278,23 @@
           <w:spacing w:val="-2"/>
           <w:lang w:eastAsia="vi-VN"/>
         </w:rPr>
-        <w:t>{doituong1_noi_thuong_tru}</w:t>
+        <w:t>{doituong</w:t>
+      </w:r>
+      <w:r>
+        <w:rPr>
+          <w:rFonts w:eastAsia="Times New Roman"/>
+          <w:spacing w:val="-2"/>
+          <w:lang w:eastAsia="vi-VN"/>
+        </w:rPr>
+        <w:t>2</w:t>
+      </w:r>
+      <w:r>
+        <w:rPr>
+          <w:rFonts w:eastAsia="Times New Roman"/>
+          <w:spacing w:val="-2"/>
+          <w:lang w:eastAsia="vi-VN"/>
+        </w:rPr>
+        <w:t>_noi_thuong_tru}</w:t>
       </w:r>
     </w:p>
     <w:p>
